--- a/data/assessment_2/human_feedback/student_1_FB.docx
+++ b/data/assessment_2/human_feedback/student_1_FB.docx
@@ -9,43 +9,18 @@
         <w:tblLook w:val="04A0" w:firstRow="1" w:lastRow="0" w:firstColumn="1" w:lastColumn="0" w:noHBand="0" w:noVBand="1"/>
       </w:tblPr>
       <w:tblGrid>
-        <w:gridCol w:w="1878"/>
-        <w:gridCol w:w="1235"/>
-        <w:gridCol w:w="1268"/>
-        <w:gridCol w:w="1233"/>
-        <w:gridCol w:w="1459"/>
-        <w:gridCol w:w="1943"/>
+        <w:gridCol w:w="1802"/>
+        <w:gridCol w:w="1239"/>
+        <w:gridCol w:w="1279"/>
+        <w:gridCol w:w="1242"/>
+        <w:gridCol w:w="1480"/>
+        <w:gridCol w:w="1974"/>
       </w:tblGrid>
       <w:tr>
         <w:tc>
           <w:tcPr>
             <w:tcW w:w="2789" w:type="dxa"/>
           </w:tcPr>
-          <w:p>
-            <w:pPr>
-              <w:rPr>
-                <w:rFonts w:ascii="Calibri" w:eastAsia="Times New Roman" w:hAnsi="Calibri" w:cs="Calibri"/>
-                <w:color w:val="000000"/>
-                <w:kern w:val="0"/>
-                <w:sz w:val="24"/>
-                <w:szCs w:val="24"/>
-                <w:lang w:eastAsia="en-GB"/>
-                <w14:ligatures w14:val="none"/>
-              </w:rPr>
-            </w:pPr>
-            <w:r>
-              <w:rPr>
-                <w:rFonts w:ascii="Calibri" w:eastAsia="Times New Roman" w:hAnsi="Calibri" w:cs="Calibri"/>
-                <w:color w:val="000000"/>
-                <w:kern w:val="0"/>
-                <w:sz w:val="24"/>
-                <w:szCs w:val="24"/>
-                <w:lang w:eastAsia="en-GB"/>
-                <w14:ligatures w14:val="none"/>
-              </w:rPr>
-              <w:t>11768570</w:t>
-            </w:r>
-          </w:p>
           <w:p>
             <w:pPr>
               <w:rPr>
